--- a/Instructions/Soil Moisture Sensor Instructions.docx
+++ b/Instructions/Soil Moisture Sensor Instructions.docx
@@ -1,6 +1,6 @@
 
 <file path=word/document.xml><?xml version="1.0" encoding="utf-8"?>
-<w:document xmlns:wpc="http://schemas.microsoft.com/office/word/2010/wordprocessingCanvas" xmlns:cx="http://schemas.microsoft.com/office/drawing/2014/chartex" xmlns:cx1="http://schemas.microsoft.com/office/drawing/2015/9/8/chartex" xmlns:cx2="http://schemas.microsoft.com/office/drawing/2015/10/21/chartex" xmlns:cx3="http://schemas.microsoft.com/office/drawing/2016/5/9/chartex" xmlns:cx4="http://schemas.microsoft.com/office/drawing/2016/5/10/chartex" xmlns:cx5="http://schemas.microsoft.com/office/drawing/2016/5/11/chartex" xmlns:cx6="http://schemas.microsoft.com/office/drawing/2016/5/12/chartex" xmlns:cx7="http://schemas.microsoft.com/office/drawing/2016/5/13/chartex" xmlns:cx8="http://schemas.microsoft.com/office/drawing/2016/5/14/chartex" xmlns:mc="http://schemas.openxmlformats.org/markup-compatibility/2006" xmlns:aink="http://schemas.microsoft.com/office/drawing/2016/ink" xmlns:am3d="http://schemas.microsoft.com/office/drawing/2017/model3d" xmlns:o="urn:schemas-microsoft-com:office:office" xmlns:oel="http://schemas.microsoft.com/office/2019/extlst" xmlns:r="http://schemas.openxmlformats.org/officeDocument/2006/relationships" xmlns:m="http://schemas.openxmlformats.org/officeDocument/2006/math" xmlns:v="urn:schemas-microsoft-com:vml" xmlns:wp14="http://schemas.microsoft.com/office/word/2010/wordprocessingDrawing" xmlns:wp="http://schemas.openxmlformats.org/drawingml/2006/wordprocessingDrawing" xmlns:w10="urn:schemas-microsoft-com:office:word" xmlns:w="http://schemas.openxmlformats.org/wordprocessingml/2006/main" xmlns:w14="http://schemas.microsoft.com/office/word/2010/wordml" xmlns:w15="http://schemas.microsoft.com/office/word/2012/wordml" xmlns:w16cex="http://schemas.microsoft.com/office/word/2018/wordml/cex" xmlns:w16cid="http://schemas.microsoft.com/office/word/2016/wordml/cid" xmlns:w16="http://schemas.microsoft.com/office/word/2018/wordml" xmlns:w16du="http://schemas.microsoft.com/office/word/2023/wordml/word16du" xmlns:w16sdtdh="http://schemas.microsoft.com/office/word/2020/wordml/sdtdatahash" xmlns:w16sdtfl="http://schemas.microsoft.com/office/word/2024/wordml/sdtformatlock" xmlns:w16se="http://schemas.microsoft.com/office/word/2015/wordml/symex" xmlns:wpg="http://schemas.microsoft.com/office/word/2010/wordprocessingGroup" xmlns:wpi="http://schemas.microsoft.com/office/word/2010/wordprocessingInk" xmlns:wne="http://schemas.microsoft.com/office/word/2006/wordml" xmlns:wps="http://schemas.microsoft.com/office/word/2010/wordprocessingShape" mc:Ignorable="w14 w15 w16se w16cid w16 w16cex w16sdtdh w16sdtfl w16du wp14">
+<w:document xmlns:wpc="http://schemas.microsoft.com/office/word/2010/wordprocessingCanvas" xmlns:cx="http://schemas.microsoft.com/office/drawing/2014/chartex" xmlns:cx1="http://schemas.microsoft.com/office/drawing/2015/9/8/chartex" xmlns:cx2="http://schemas.microsoft.com/office/drawing/2015/10/21/chartex" xmlns:cx3="http://schemas.microsoft.com/office/drawing/2016/5/9/chartex" xmlns:cx4="http://schemas.microsoft.com/office/drawing/2016/5/10/chartex" xmlns:cx5="http://schemas.microsoft.com/office/drawing/2016/5/11/chartex" xmlns:cx6="http://schemas.microsoft.com/office/drawing/2016/5/12/chartex" xmlns:cx7="http://schemas.microsoft.com/office/drawing/2016/5/13/chartex" xmlns:cx8="http://schemas.microsoft.com/office/drawing/2016/5/14/chartex" xmlns:mc="http://schemas.openxmlformats.org/markup-compatibility/2006" xmlns:aink="http://schemas.microsoft.com/office/drawing/2016/ink" xmlns:am3d="http://schemas.microsoft.com/office/drawing/2017/model3d" xmlns:o="urn:schemas-microsoft-com:office:office" xmlns:oel="http://schemas.microsoft.com/office/2019/extlst" xmlns:r="http://schemas.openxmlformats.org/officeDocument/2006/relationships" xmlns:m="http://schemas.openxmlformats.org/officeDocument/2006/math" xmlns:v="urn:schemas-microsoft-com:vml" xmlns:wp14="http://schemas.microsoft.com/office/word/2010/wordprocessingDrawing" xmlns:wp="http://schemas.openxmlformats.org/drawingml/2006/wordprocessingDrawing" xmlns:w10="urn:schemas-microsoft-com:office:word" xmlns:w="http://schemas.openxmlformats.org/wordprocessingml/2006/main" xmlns:w14="http://schemas.microsoft.com/office/word/2010/wordml" xmlns:w15="http://schemas.microsoft.com/office/word/2012/wordml" xmlns:w16cei="http://schemas.microsoft.com/office/word/2026/wordml/cei" xmlns:w16cex="http://schemas.microsoft.com/office/word/2018/wordml/cex" xmlns:w16cid="http://schemas.microsoft.com/office/word/2016/wordml/cid" xmlns:w16="http://schemas.microsoft.com/office/word/2018/wordml" xmlns:w16du="http://schemas.microsoft.com/office/word/2023/wordml/word16du" xmlns:w16sdtdh="http://schemas.microsoft.com/office/word/2020/wordml/sdtdatahash" xmlns:w16sdtfl="http://schemas.microsoft.com/office/word/2024/wordml/sdtformatlock" xmlns:w16se="http://schemas.microsoft.com/office/word/2015/wordml/symex" xmlns:wpg="http://schemas.microsoft.com/office/word/2010/wordprocessingGroup" xmlns:wpi="http://schemas.microsoft.com/office/word/2010/wordprocessingInk" xmlns:wne="http://schemas.microsoft.com/office/word/2006/wordml" xmlns:wps="http://schemas.microsoft.com/office/word/2010/wordprocessingShape" mc:Ignorable="w14 w15 w16se w16cid w16 w16cex w16sdtdh w16sdtfl w16du wp14">
   <w:body>
     <w:tbl>
       <w:tblPr>
@@ -974,15 +974,7 @@
     </w:p>
     <w:p>
       <w:r>
-        <w:t xml:space="preserve">Some or </w:t>
-      </w:r>
-      <w:proofErr w:type="gramStart"/>
-      <w:r>
-        <w:t>all of</w:t>
-      </w:r>
-      <w:proofErr w:type="gramEnd"/>
-      <w:r>
-        <w:t xml:space="preserve"> these parts may be needed, depending upon your application.</w:t>
+        <w:t>Some or all of these parts may be needed, depending upon your application.</w:t>
       </w:r>
     </w:p>
     <w:tbl>
@@ -2081,7 +2073,19 @@
               <w:rPr>
                 <w:rFonts w:ascii="Arial" w:hAnsi="Arial"/>
               </w:rPr>
-              <w:t>Blue:     B</w:t>
+              <w:t>Blue</w:t>
+            </w:r>
+            <w:r>
+              <w:rPr>
+                <w:rFonts w:ascii="Arial" w:hAnsi="Arial"/>
+              </w:rPr>
+              <w:t xml:space="preserve"> or Green</w:t>
+            </w:r>
+            <w:r>
+              <w:rPr>
+                <w:rFonts w:ascii="Arial" w:hAnsi="Arial"/>
+              </w:rPr>
+              <w:t>:     B</w:t>
             </w:r>
             <w:r>
               <w:rPr>
@@ -2318,6 +2322,12 @@
               </w:rPr>
               <w:t>aud rate: 4800</w:t>
             </w:r>
+            <w:r>
+              <w:rPr>
+                <w:rFonts w:ascii="Arial" w:hAnsi="Arial"/>
+              </w:rPr>
+              <w:t xml:space="preserve"> or 9600</w:t>
+            </w:r>
           </w:p>
           <w:p>
             <w:pPr>
@@ -2476,7 +2486,19 @@
               <w:rPr>
                 <w:rFonts w:ascii="Arial" w:hAnsi="Arial"/>
               </w:rPr>
-              <w:t>Blue:     B</w:t>
+              <w:t>Blue</w:t>
+            </w:r>
+            <w:r>
+              <w:rPr>
+                <w:rFonts w:ascii="Arial" w:hAnsi="Arial"/>
+              </w:rPr>
+              <w:t xml:space="preserve"> or Green</w:t>
+            </w:r>
+            <w:r>
+              <w:rPr>
+                <w:rFonts w:ascii="Arial" w:hAnsi="Arial"/>
+              </w:rPr>
+              <w:t>:     B</w:t>
             </w:r>
             <w:r>
               <w:rPr>
@@ -2697,10 +2719,45 @@
           <w:p>
             <w:pPr>
               <w:pStyle w:val="TableContents"/>
-              <w:rPr>
-                <w:rFonts w:ascii="Arial" w:hAnsi="Arial"/>
-              </w:rPr>
-            </w:pPr>
+              <w:jc w:val="center"/>
+              <w:rPr>
+                <w:rFonts w:ascii="Arial" w:hAnsi="Arial"/>
+                <w:i/>
+                <w:iCs/>
+                <w:sz w:val="20"/>
+                <w:szCs w:val="20"/>
+              </w:rPr>
+            </w:pPr>
+            <w:r>
+              <w:rPr>
+                <w:rFonts w:ascii="Arial" w:hAnsi="Arial"/>
+                <w:i/>
+                <w:iCs/>
+                <w:sz w:val="20"/>
+                <w:szCs w:val="20"/>
+              </w:rPr>
+              <w:t>(Note: On some units</w:t>
+            </w:r>
+            <w:r>
+              <w:rPr>
+                <w:rFonts w:ascii="Arial" w:hAnsi="Arial"/>
+                <w:i/>
+                <w:iCs/>
+                <w:sz w:val="20"/>
+                <w:szCs w:val="20"/>
+              </w:rPr>
+              <w:t>:</w:t>
+            </w:r>
+            <w:r>
+              <w:rPr>
+                <w:rFonts w:ascii="Arial" w:hAnsi="Arial"/>
+                <w:i/>
+                <w:iCs/>
+                <w:sz w:val="20"/>
+                <w:szCs w:val="20"/>
+              </w:rPr>
+              <w:t xml:space="preserve"> a green wire replaces the blue wire)</w:t>
+            </w:r>
           </w:p>
         </w:tc>
       </w:tr>
@@ -5165,7 +5222,7 @@
 </file>
 
 <file path=word/endnotes.xml><?xml version="1.0" encoding="utf-8"?>
-<w:endnotes xmlns:wpc="http://schemas.microsoft.com/office/word/2010/wordprocessingCanvas" xmlns:cx="http://schemas.microsoft.com/office/drawing/2014/chartex" xmlns:cx1="http://schemas.microsoft.com/office/drawing/2015/9/8/chartex" xmlns:cx2="http://schemas.microsoft.com/office/drawing/2015/10/21/chartex" xmlns:cx3="http://schemas.microsoft.com/office/drawing/2016/5/9/chartex" xmlns:cx4="http://schemas.microsoft.com/office/drawing/2016/5/10/chartex" xmlns:cx5="http://schemas.microsoft.com/office/drawing/2016/5/11/chartex" xmlns:cx6="http://schemas.microsoft.com/office/drawing/2016/5/12/chartex" xmlns:cx7="http://schemas.microsoft.com/office/drawing/2016/5/13/chartex" xmlns:cx8="http://schemas.microsoft.com/office/drawing/2016/5/14/chartex" xmlns:mc="http://schemas.openxmlformats.org/markup-compatibility/2006" xmlns:aink="http://schemas.microsoft.com/office/drawing/2016/ink" xmlns:am3d="http://schemas.microsoft.com/office/drawing/2017/model3d" xmlns:o="urn:schemas-microsoft-com:office:office" xmlns:oel="http://schemas.microsoft.com/office/2019/extlst" xmlns:r="http://schemas.openxmlformats.org/officeDocument/2006/relationships" xmlns:m="http://schemas.openxmlformats.org/officeDocument/2006/math" xmlns:v="urn:schemas-microsoft-com:vml" xmlns:wp14="http://schemas.microsoft.com/office/word/2010/wordprocessingDrawing" xmlns:wp="http://schemas.openxmlformats.org/drawingml/2006/wordprocessingDrawing" xmlns:w10="urn:schemas-microsoft-com:office:word" xmlns:w="http://schemas.openxmlformats.org/wordprocessingml/2006/main" xmlns:w14="http://schemas.microsoft.com/office/word/2010/wordml" xmlns:w15="http://schemas.microsoft.com/office/word/2012/wordml" xmlns:w16cex="http://schemas.microsoft.com/office/word/2018/wordml/cex" xmlns:w16cid="http://schemas.microsoft.com/office/word/2016/wordml/cid" xmlns:w16="http://schemas.microsoft.com/office/word/2018/wordml" xmlns:w16du="http://schemas.microsoft.com/office/word/2023/wordml/word16du" xmlns:w16sdtdh="http://schemas.microsoft.com/office/word/2020/wordml/sdtdatahash" xmlns:w16sdtfl="http://schemas.microsoft.com/office/word/2024/wordml/sdtformatlock" xmlns:w16se="http://schemas.microsoft.com/office/word/2015/wordml/symex" xmlns:wpg="http://schemas.microsoft.com/office/word/2010/wordprocessingGroup" xmlns:wpi="http://schemas.microsoft.com/office/word/2010/wordprocessingInk" xmlns:wne="http://schemas.microsoft.com/office/word/2006/wordml" xmlns:wps="http://schemas.microsoft.com/office/word/2010/wordprocessingShape" mc:Ignorable="w14 w15 w16se w16cid w16 w16cex w16sdtdh w16sdtfl w16du wp14">
+<w:endnotes xmlns:wpc="http://schemas.microsoft.com/office/word/2010/wordprocessingCanvas" xmlns:cx="http://schemas.microsoft.com/office/drawing/2014/chartex" xmlns:cx1="http://schemas.microsoft.com/office/drawing/2015/9/8/chartex" xmlns:cx2="http://schemas.microsoft.com/office/drawing/2015/10/21/chartex" xmlns:cx3="http://schemas.microsoft.com/office/drawing/2016/5/9/chartex" xmlns:cx4="http://schemas.microsoft.com/office/drawing/2016/5/10/chartex" xmlns:cx5="http://schemas.microsoft.com/office/drawing/2016/5/11/chartex" xmlns:cx6="http://schemas.microsoft.com/office/drawing/2016/5/12/chartex" xmlns:cx7="http://schemas.microsoft.com/office/drawing/2016/5/13/chartex" xmlns:cx8="http://schemas.microsoft.com/office/drawing/2016/5/14/chartex" xmlns:mc="http://schemas.openxmlformats.org/markup-compatibility/2006" xmlns:aink="http://schemas.microsoft.com/office/drawing/2016/ink" xmlns:am3d="http://schemas.microsoft.com/office/drawing/2017/model3d" xmlns:o="urn:schemas-microsoft-com:office:office" xmlns:oel="http://schemas.microsoft.com/office/2019/extlst" xmlns:r="http://schemas.openxmlformats.org/officeDocument/2006/relationships" xmlns:m="http://schemas.openxmlformats.org/officeDocument/2006/math" xmlns:v="urn:schemas-microsoft-com:vml" xmlns:wp14="http://schemas.microsoft.com/office/word/2010/wordprocessingDrawing" xmlns:wp="http://schemas.openxmlformats.org/drawingml/2006/wordprocessingDrawing" xmlns:w10="urn:schemas-microsoft-com:office:word" xmlns:w="http://schemas.openxmlformats.org/wordprocessingml/2006/main" xmlns:w14="http://schemas.microsoft.com/office/word/2010/wordml" xmlns:w15="http://schemas.microsoft.com/office/word/2012/wordml" xmlns:w16cei="http://schemas.microsoft.com/office/word/2026/wordml/cei" xmlns:w16cex="http://schemas.microsoft.com/office/word/2018/wordml/cex" xmlns:w16cid="http://schemas.microsoft.com/office/word/2016/wordml/cid" xmlns:w16="http://schemas.microsoft.com/office/word/2018/wordml" xmlns:w16du="http://schemas.microsoft.com/office/word/2023/wordml/word16du" xmlns:w16sdtdh="http://schemas.microsoft.com/office/word/2020/wordml/sdtdatahash" xmlns:w16sdtfl="http://schemas.microsoft.com/office/word/2024/wordml/sdtformatlock" xmlns:w16se="http://schemas.microsoft.com/office/word/2015/wordml/symex" xmlns:wpg="http://schemas.microsoft.com/office/word/2010/wordprocessingGroup" xmlns:wpi="http://schemas.microsoft.com/office/word/2010/wordprocessingInk" xmlns:wne="http://schemas.microsoft.com/office/word/2006/wordml" xmlns:wps="http://schemas.microsoft.com/office/word/2010/wordprocessingShape" mc:Ignorable="w14 w15 w16se w16cid w16 w16cex w16sdtdh w16sdtfl w16du wp14">
   <w:endnote w:type="separator" w:id="-1">
     <w:p>
       <w:r>
@@ -5184,7 +5241,7 @@
 </file>
 
 <file path=word/footnotes.xml><?xml version="1.0" encoding="utf-8"?>
-<w:footnotes xmlns:wpc="http://schemas.microsoft.com/office/word/2010/wordprocessingCanvas" xmlns:cx="http://schemas.microsoft.com/office/drawing/2014/chartex" xmlns:cx1="http://schemas.microsoft.com/office/drawing/2015/9/8/chartex" xmlns:cx2="http://schemas.microsoft.com/office/drawing/2015/10/21/chartex" xmlns:cx3="http://schemas.microsoft.com/office/drawing/2016/5/9/chartex" xmlns:cx4="http://schemas.microsoft.com/office/drawing/2016/5/10/chartex" xmlns:cx5="http://schemas.microsoft.com/office/drawing/2016/5/11/chartex" xmlns:cx6="http://schemas.microsoft.com/office/drawing/2016/5/12/chartex" xmlns:cx7="http://schemas.microsoft.com/office/drawing/2016/5/13/chartex" xmlns:cx8="http://schemas.microsoft.com/office/drawing/2016/5/14/chartex" xmlns:mc="http://schemas.openxmlformats.org/markup-compatibility/2006" xmlns:aink="http://schemas.microsoft.com/office/drawing/2016/ink" xmlns:am3d="http://schemas.microsoft.com/office/drawing/2017/model3d" xmlns:o="urn:schemas-microsoft-com:office:office" xmlns:oel="http://schemas.microsoft.com/office/2019/extlst" xmlns:r="http://schemas.openxmlformats.org/officeDocument/2006/relationships" xmlns:m="http://schemas.openxmlformats.org/officeDocument/2006/math" xmlns:v="urn:schemas-microsoft-com:vml" xmlns:wp14="http://schemas.microsoft.com/office/word/2010/wordprocessingDrawing" xmlns:wp="http://schemas.openxmlformats.org/drawingml/2006/wordprocessingDrawing" xmlns:w10="urn:schemas-microsoft-com:office:word" xmlns:w="http://schemas.openxmlformats.org/wordprocessingml/2006/main" xmlns:w14="http://schemas.microsoft.com/office/word/2010/wordml" xmlns:w15="http://schemas.microsoft.com/office/word/2012/wordml" xmlns:w16cex="http://schemas.microsoft.com/office/word/2018/wordml/cex" xmlns:w16cid="http://schemas.microsoft.com/office/word/2016/wordml/cid" xmlns:w16="http://schemas.microsoft.com/office/word/2018/wordml" xmlns:w16du="http://schemas.microsoft.com/office/word/2023/wordml/word16du" xmlns:w16sdtdh="http://schemas.microsoft.com/office/word/2020/wordml/sdtdatahash" xmlns:w16sdtfl="http://schemas.microsoft.com/office/word/2024/wordml/sdtformatlock" xmlns:w16se="http://schemas.microsoft.com/office/word/2015/wordml/symex" xmlns:wpg="http://schemas.microsoft.com/office/word/2010/wordprocessingGroup" xmlns:wpi="http://schemas.microsoft.com/office/word/2010/wordprocessingInk" xmlns:wne="http://schemas.microsoft.com/office/word/2006/wordml" xmlns:wps="http://schemas.microsoft.com/office/word/2010/wordprocessingShape" mc:Ignorable="w14 w15 w16se w16cid w16 w16cex w16sdtdh w16sdtfl w16du wp14">
+<w:footnotes xmlns:wpc="http://schemas.microsoft.com/office/word/2010/wordprocessingCanvas" xmlns:cx="http://schemas.microsoft.com/office/drawing/2014/chartex" xmlns:cx1="http://schemas.microsoft.com/office/drawing/2015/9/8/chartex" xmlns:cx2="http://schemas.microsoft.com/office/drawing/2015/10/21/chartex" xmlns:cx3="http://schemas.microsoft.com/office/drawing/2016/5/9/chartex" xmlns:cx4="http://schemas.microsoft.com/office/drawing/2016/5/10/chartex" xmlns:cx5="http://schemas.microsoft.com/office/drawing/2016/5/11/chartex" xmlns:cx6="http://schemas.microsoft.com/office/drawing/2016/5/12/chartex" xmlns:cx7="http://schemas.microsoft.com/office/drawing/2016/5/13/chartex" xmlns:cx8="http://schemas.microsoft.com/office/drawing/2016/5/14/chartex" xmlns:mc="http://schemas.openxmlformats.org/markup-compatibility/2006" xmlns:aink="http://schemas.microsoft.com/office/drawing/2016/ink" xmlns:am3d="http://schemas.microsoft.com/office/drawing/2017/model3d" xmlns:o="urn:schemas-microsoft-com:office:office" xmlns:oel="http://schemas.microsoft.com/office/2019/extlst" xmlns:r="http://schemas.openxmlformats.org/officeDocument/2006/relationships" xmlns:m="http://schemas.openxmlformats.org/officeDocument/2006/math" xmlns:v="urn:schemas-microsoft-com:vml" xmlns:wp14="http://schemas.microsoft.com/office/word/2010/wordprocessingDrawing" xmlns:wp="http://schemas.openxmlformats.org/drawingml/2006/wordprocessingDrawing" xmlns:w10="urn:schemas-microsoft-com:office:word" xmlns:w="http://schemas.openxmlformats.org/wordprocessingml/2006/main" xmlns:w14="http://schemas.microsoft.com/office/word/2010/wordml" xmlns:w15="http://schemas.microsoft.com/office/word/2012/wordml" xmlns:w16cei="http://schemas.microsoft.com/office/word/2026/wordml/cei" xmlns:w16cex="http://schemas.microsoft.com/office/word/2018/wordml/cex" xmlns:w16cid="http://schemas.microsoft.com/office/word/2016/wordml/cid" xmlns:w16="http://schemas.microsoft.com/office/word/2018/wordml" xmlns:w16du="http://schemas.microsoft.com/office/word/2023/wordml/word16du" xmlns:w16sdtdh="http://schemas.microsoft.com/office/word/2020/wordml/sdtdatahash" xmlns:w16sdtfl="http://schemas.microsoft.com/office/word/2024/wordml/sdtformatlock" xmlns:w16se="http://schemas.microsoft.com/office/word/2015/wordml/symex" xmlns:wpg="http://schemas.microsoft.com/office/word/2010/wordprocessingGroup" xmlns:wpi="http://schemas.microsoft.com/office/word/2010/wordprocessingInk" xmlns:wne="http://schemas.microsoft.com/office/word/2006/wordml" xmlns:wps="http://schemas.microsoft.com/office/word/2010/wordprocessingShape" mc:Ignorable="w14 w15 w16se w16cid w16 w16cex w16sdtdh w16sdtfl w16du wp14">
   <w:footnote w:type="separator" w:id="-1">
     <w:p>
       <w:r>
@@ -5206,7 +5263,7 @@
 </file>
 
 <file path=word/numbering.xml><?xml version="1.0" encoding="utf-8"?>
-<w:numbering xmlns:wpc="http://schemas.microsoft.com/office/word/2010/wordprocessingCanvas" xmlns:cx="http://schemas.microsoft.com/office/drawing/2014/chartex" xmlns:cx1="http://schemas.microsoft.com/office/drawing/2015/9/8/chartex" xmlns:cx2="http://schemas.microsoft.com/office/drawing/2015/10/21/chartex" xmlns:cx3="http://schemas.microsoft.com/office/drawing/2016/5/9/chartex" xmlns:cx4="http://schemas.microsoft.com/office/drawing/2016/5/10/chartex" xmlns:cx5="http://schemas.microsoft.com/office/drawing/2016/5/11/chartex" xmlns:cx6="http://schemas.microsoft.com/office/drawing/2016/5/12/chartex" xmlns:cx7="http://schemas.microsoft.com/office/drawing/2016/5/13/chartex" xmlns:cx8="http://schemas.microsoft.com/office/drawing/2016/5/14/chartex" xmlns:mc="http://schemas.openxmlformats.org/markup-compatibility/2006" xmlns:aink="http://schemas.microsoft.com/office/drawing/2016/ink" xmlns:am3d="http://schemas.microsoft.com/office/drawing/2017/model3d" xmlns:o="urn:schemas-microsoft-com:office:office" xmlns:oel="http://schemas.microsoft.com/office/2019/extlst" xmlns:r="http://schemas.openxmlformats.org/officeDocument/2006/relationships" xmlns:m="http://schemas.openxmlformats.org/officeDocument/2006/math" xmlns:v="urn:schemas-microsoft-com:vml" xmlns:wp14="http://schemas.microsoft.com/office/word/2010/wordprocessingDrawing" xmlns:wp="http://schemas.openxmlformats.org/drawingml/2006/wordprocessingDrawing" xmlns:w10="urn:schemas-microsoft-com:office:word" xmlns:w="http://schemas.openxmlformats.org/wordprocessingml/2006/main" xmlns:w14="http://schemas.microsoft.com/office/word/2010/wordml" xmlns:w15="http://schemas.microsoft.com/office/word/2012/wordml" xmlns:w16cex="http://schemas.microsoft.com/office/word/2018/wordml/cex" xmlns:w16cid="http://schemas.microsoft.com/office/word/2016/wordml/cid" xmlns:w16="http://schemas.microsoft.com/office/word/2018/wordml" xmlns:w16du="http://schemas.microsoft.com/office/word/2023/wordml/word16du" xmlns:w16sdtdh="http://schemas.microsoft.com/office/word/2020/wordml/sdtdatahash" xmlns:w16sdtfl="http://schemas.microsoft.com/office/word/2024/wordml/sdtformatlock" xmlns:w16se="http://schemas.microsoft.com/office/word/2015/wordml/symex" xmlns:wpg="http://schemas.microsoft.com/office/word/2010/wordprocessingGroup" xmlns:wpi="http://schemas.microsoft.com/office/word/2010/wordprocessingInk" xmlns:wne="http://schemas.microsoft.com/office/word/2006/wordml" xmlns:wps="http://schemas.microsoft.com/office/word/2010/wordprocessingShape" mc:Ignorable="w14 w15 w16se w16cid w16 w16cex w16sdtdh w16sdtfl w16du wp14">
+<w:numbering xmlns:wpc="http://schemas.microsoft.com/office/word/2010/wordprocessingCanvas" xmlns:cx="http://schemas.microsoft.com/office/drawing/2014/chartex" xmlns:cx1="http://schemas.microsoft.com/office/drawing/2015/9/8/chartex" xmlns:cx2="http://schemas.microsoft.com/office/drawing/2015/10/21/chartex" xmlns:cx3="http://schemas.microsoft.com/office/drawing/2016/5/9/chartex" xmlns:cx4="http://schemas.microsoft.com/office/drawing/2016/5/10/chartex" xmlns:cx5="http://schemas.microsoft.com/office/drawing/2016/5/11/chartex" xmlns:cx6="http://schemas.microsoft.com/office/drawing/2016/5/12/chartex" xmlns:cx7="http://schemas.microsoft.com/office/drawing/2016/5/13/chartex" xmlns:cx8="http://schemas.microsoft.com/office/drawing/2016/5/14/chartex" xmlns:mc="http://schemas.openxmlformats.org/markup-compatibility/2006" xmlns:aink="http://schemas.microsoft.com/office/drawing/2016/ink" xmlns:am3d="http://schemas.microsoft.com/office/drawing/2017/model3d" xmlns:o="urn:schemas-microsoft-com:office:office" xmlns:oel="http://schemas.microsoft.com/office/2019/extlst" xmlns:r="http://schemas.openxmlformats.org/officeDocument/2006/relationships" xmlns:m="http://schemas.openxmlformats.org/officeDocument/2006/math" xmlns:v="urn:schemas-microsoft-com:vml" xmlns:wp14="http://schemas.microsoft.com/office/word/2010/wordprocessingDrawing" xmlns:wp="http://schemas.openxmlformats.org/drawingml/2006/wordprocessingDrawing" xmlns:w10="urn:schemas-microsoft-com:office:word" xmlns:w="http://schemas.openxmlformats.org/wordprocessingml/2006/main" xmlns:w14="http://schemas.microsoft.com/office/word/2010/wordml" xmlns:w15="http://schemas.microsoft.com/office/word/2012/wordml" xmlns:w16cei="http://schemas.microsoft.com/office/word/2026/wordml/cei" xmlns:w16cex="http://schemas.microsoft.com/office/word/2018/wordml/cex" xmlns:w16cid="http://schemas.microsoft.com/office/word/2016/wordml/cid" xmlns:w16="http://schemas.microsoft.com/office/word/2018/wordml" xmlns:w16du="http://schemas.microsoft.com/office/word/2023/wordml/word16du" xmlns:w16sdtdh="http://schemas.microsoft.com/office/word/2020/wordml/sdtdatahash" xmlns:w16sdtfl="http://schemas.microsoft.com/office/word/2024/wordml/sdtformatlock" xmlns:w16se="http://schemas.microsoft.com/office/word/2015/wordml/symex" xmlns:wpg="http://schemas.microsoft.com/office/word/2010/wordprocessingGroup" xmlns:wpi="http://schemas.microsoft.com/office/word/2010/wordprocessingInk" xmlns:wne="http://schemas.microsoft.com/office/word/2006/wordml" xmlns:wps="http://schemas.microsoft.com/office/word/2010/wordprocessingShape" mc:Ignorable="w14 w15 w16se w16cid w16 w16cex w16sdtdh w16sdtfl w16du wp14">
   <w:abstractNum w:abstractNumId="0" w15:restartNumberingAfterBreak="0">
     <w:nsid w:val="00BE189A"/>
     <w:multiLevelType w:val="hybridMultilevel"/>
